--- a/update fnol data in gw claim center.docx
+++ b/update fnol data in gw claim center.docx
@@ -8,34 +8,13 @@
       </w:r>
     </w:p>
     <w:p>
-      <w:proofErr w:type="spellStart"/>
-      <w:r>
-        <w:t>submit_fnol</w:t>
-      </w:r>
-      <w:proofErr w:type="spellEnd"/>
-      <w:r>
-        <w:t xml:space="preserve"> (MCP tool)</w:t>
-      </w:r>
-    </w:p>
-    <w:p>
-      <w:r>
-        <w:t xml:space="preserve">  └─ calls _</w:t>
-      </w:r>
-      <w:proofErr w:type="spellStart"/>
-      <w:r>
-        <w:t>create_claim_in_</w:t>
-      </w:r>
-      <w:proofErr w:type="gramStart"/>
-      <w:r>
-        <w:t>guidewire</w:t>
-      </w:r>
-      <w:proofErr w:type="spellEnd"/>
-      <w:r>
-        <w:t>(</w:t>
-      </w:r>
-      <w:proofErr w:type="gramEnd"/>
-      <w:r>
-        <w:t>)</w:t>
+      <w:r>
+        <w:t>submit_fnol (MCP tool)</w:t>
+      </w:r>
+    </w:p>
+    <w:p>
+      <w:r>
+        <w:t xml:space="preserve">  └─ calls _create_claim_in_guidewire()</w:t>
       </w:r>
     </w:p>
     <w:p>
@@ -55,31 +34,7 @@
         <w:t>─</w:t>
       </w:r>
       <w:r>
-        <w:t xml:space="preserve"> </w:t>
-      </w:r>
-      <w:proofErr w:type="spellStart"/>
-      <w:r>
-        <w:t>guidewire_</w:t>
-      </w:r>
-      <w:proofErr w:type="gramStart"/>
-      <w:r>
-        <w:t>client.create</w:t>
-      </w:r>
-      <w:proofErr w:type="gramEnd"/>
-      <w:r>
-        <w:t>_</w:t>
-      </w:r>
-      <w:proofErr w:type="gramStart"/>
-      <w:r>
-        <w:t>claim</w:t>
-      </w:r>
-      <w:proofErr w:type="spellEnd"/>
-      <w:r>
-        <w:t>(</w:t>
-      </w:r>
-      <w:proofErr w:type="gramEnd"/>
-      <w:r>
-        <w:t xml:space="preserve">)   </w:t>
+        <w:t xml:space="preserve"> guidewire_client.create_claim()   </w:t>
       </w:r>
       <w:r>
         <w:rPr>
@@ -88,11 +43,7 @@
         <w:t>→</w:t>
       </w:r>
       <w:r>
-        <w:t xml:space="preserve"> </w:t>
-      </w:r>
-      <w:proofErr w:type="gramStart"/>
-      <w:r>
-        <w:t xml:space="preserve">draft  </w:t>
+        <w:t xml:space="preserve"> draft  </w:t>
       </w:r>
       <w:r>
         <w:rPr>
@@ -100,23 +51,9 @@
         </w:rPr>
         <w:t>→</w:t>
       </w:r>
-      <w:proofErr w:type="gramEnd"/>
-      <w:r>
-        <w:t xml:space="preserve"> returns </w:t>
-      </w:r>
-      <w:proofErr w:type="gramStart"/>
-      <w:r>
-        <w:t>cc:...</w:t>
-      </w:r>
-      <w:proofErr w:type="gramEnd"/>
-      <w:r>
-        <w:t xml:space="preserve"> id as </w:t>
-      </w:r>
-      <w:proofErr w:type="spellStart"/>
-      <w:r>
-        <w:t>draft_claim_id</w:t>
-      </w:r>
-      <w:proofErr w:type="spellEnd"/>
+      <w:r>
+        <w:t xml:space="preserve"> returns cc:... id as draft_claim_id</w:t>
+      </w:r>
     </w:p>
     <w:p>
       <w:r>
@@ -135,35 +72,7 @@
         <w:t>─</w:t>
       </w:r>
       <w:r>
-        <w:t xml:space="preserve"> </w:t>
-      </w:r>
-      <w:proofErr w:type="spellStart"/>
-      <w:r>
-        <w:t>guidewire_</w:t>
-      </w:r>
-      <w:proofErr w:type="gramStart"/>
-      <w:r>
-        <w:t>client.submit</w:t>
-      </w:r>
-      <w:proofErr w:type="gramEnd"/>
-      <w:r>
-        <w:t>_claim</w:t>
-      </w:r>
-      <w:proofErr w:type="spellEnd"/>
-      <w:r>
-        <w:t>(</w:t>
-      </w:r>
-      <w:proofErr w:type="spellStart"/>
-      <w:r>
-        <w:t>draft_claim_</w:t>
-      </w:r>
-      <w:proofErr w:type="gramStart"/>
-      <w:r>
-        <w:t>id</w:t>
-      </w:r>
-      <w:proofErr w:type="spellEnd"/>
-      <w:r>
-        <w:t xml:space="preserve">)  </w:t>
+        <w:t xml:space="preserve"> guidewire_client.submit_claim(draft_claim_id)  </w:t>
       </w:r>
       <w:r>
         <w:rPr>
@@ -171,7 +80,6 @@
         </w:rPr>
         <w:t>→</w:t>
       </w:r>
-      <w:proofErr w:type="gramEnd"/>
       <w:r>
         <w:t xml:space="preserve"> submit </w:t>
       </w:r>
@@ -182,143 +90,27 @@
         <w:t>→</w:t>
       </w:r>
       <w:r>
-        <w:t xml:space="preserve"> returns CLM-... </w:t>
-      </w:r>
-      <w:proofErr w:type="spellStart"/>
-      <w:r>
-        <w:t>claim_number</w:t>
-      </w:r>
-      <w:proofErr w:type="spellEnd"/>
-    </w:p>
-    <w:p>
-      <w:r>
-        <w:t xml:space="preserve">       └─ returns (</w:t>
-      </w:r>
-      <w:proofErr w:type="spellStart"/>
-      <w:r>
-        <w:t>claim_number</w:t>
-      </w:r>
-      <w:proofErr w:type="spellEnd"/>
-      <w:r>
-        <w:t xml:space="preserve">, </w:t>
-      </w:r>
-      <w:proofErr w:type="spellStart"/>
-      <w:r>
-        <w:t>draft_claim_id</w:t>
-      </w:r>
-      <w:proofErr w:type="spellEnd"/>
-      <w:r>
-        <w:t>)</w:t>
-      </w:r>
-    </w:p>
-    <w:p>
-      <w:r>
-        <w:t xml:space="preserve">  └─ stores </w:t>
-      </w:r>
-      <w:proofErr w:type="spellStart"/>
-      <w:r>
-        <w:t>gw_claim_id</w:t>
-      </w:r>
-      <w:proofErr w:type="spellEnd"/>
-      <w:r>
-        <w:t xml:space="preserve"> (= </w:t>
-      </w:r>
-      <w:proofErr w:type="spellStart"/>
-      <w:r>
-        <w:t>draft_claim_id</w:t>
-      </w:r>
-      <w:proofErr w:type="spellEnd"/>
-      <w:r>
-        <w:t xml:space="preserve"> = </w:t>
-      </w:r>
-      <w:proofErr w:type="gramStart"/>
-      <w:r>
-        <w:t>cc:...</w:t>
-      </w:r>
-      <w:proofErr w:type="gramEnd"/>
-      <w:r>
-        <w:t>) in claims table</w:t>
-      </w:r>
-    </w:p>
-    <w:p>
-      <w:r>
-        <w:t xml:space="preserve">  └─ returns </w:t>
-      </w:r>
-      <w:proofErr w:type="gramStart"/>
-      <w:r>
-        <w:t>{ "</w:t>
-      </w:r>
-      <w:proofErr w:type="spellStart"/>
-      <w:proofErr w:type="gramEnd"/>
-      <w:r>
-        <w:t>claim_number</w:t>
-      </w:r>
-      <w:proofErr w:type="spellEnd"/>
-      <w:r>
-        <w:t>": "CLM-2026-0001", "</w:t>
-      </w:r>
-      <w:proofErr w:type="spellStart"/>
-      <w:r>
-        <w:t>gw_claim_id</w:t>
-      </w:r>
-      <w:proofErr w:type="spellEnd"/>
-      <w:r>
-        <w:t>": "</w:t>
-      </w:r>
-      <w:proofErr w:type="gramStart"/>
-      <w:r>
-        <w:t>cc:...</w:t>
-      </w:r>
-      <w:proofErr w:type="gramEnd"/>
-      <w:r>
-        <w:t xml:space="preserve">", </w:t>
-      </w:r>
-      <w:proofErr w:type="gramStart"/>
-      <w:r>
-        <w:t>... }</w:t>
-      </w:r>
-      <w:proofErr w:type="gramEnd"/>
-    </w:p>
-    <w:p>
-      <w:proofErr w:type="gramStart"/>
-      <w:r>
-        <w:t>So</w:t>
-      </w:r>
-      <w:proofErr w:type="gramEnd"/>
-      <w:r>
-        <w:t xml:space="preserve"> the </w:t>
-      </w:r>
-      <w:proofErr w:type="spellStart"/>
-      <w:r>
-        <w:t>gw_claim_id</w:t>
-      </w:r>
-      <w:proofErr w:type="spellEnd"/>
-      <w:r>
-        <w:t> the agent uses for </w:t>
-      </w:r>
-      <w:proofErr w:type="spellStart"/>
-      <w:r>
-        <w:t>update_claim_data</w:t>
-      </w:r>
-      <w:proofErr w:type="spellEnd"/>
-      <w:r>
-        <w:t> comes directly from the </w:t>
-      </w:r>
-      <w:proofErr w:type="spellStart"/>
-      <w:r>
-        <w:t>submit_fnol</w:t>
-      </w:r>
-      <w:proofErr w:type="spellEnd"/>
-      <w:r>
-        <w:t> response — same </w:t>
-      </w:r>
-      <w:proofErr w:type="gramStart"/>
-      <w:r>
-        <w:t>cc:...</w:t>
-      </w:r>
-      <w:proofErr w:type="gramEnd"/>
-      <w:r>
-        <w:t> value, no new logic. </w:t>
+        <w:t xml:space="preserve"> returns CLM-... claim_number</w:t>
+      </w:r>
+    </w:p>
+    <w:p>
+      <w:r>
+        <w:t xml:space="preserve">       └─ returns (claim_number, draft_claim_id)</w:t>
+      </w:r>
+    </w:p>
+    <w:p>
+      <w:r>
+        <w:t xml:space="preserve">  └─ stores gw_claim_id (= draft_claim_id = cc:...) in claims table</w:t>
+      </w:r>
+    </w:p>
+    <w:p>
+      <w:r>
+        <w:t xml:space="preserve">  └─ returns { "claim_number": "CLM-2026-0001", "gw_claim_id": "cc:...", ... }</w:t>
+      </w:r>
+    </w:p>
+    <w:p>
+      <w:r>
+        <w:t>So the gw_claim_id the agent uses for update_claim_data comes directly from the submit_fnol response — same cc:... value, no new logic. </w:t>
       </w:r>
       <w:r>
         <w:rPr>
@@ -335,104 +127,22 @@
     </w:p>
     <w:p>
       <w:r>
-        <w:t xml:space="preserve">1. </w:t>
-      </w:r>
-      <w:proofErr w:type="spellStart"/>
-      <w:r>
-        <w:t>submit_fnol</w:t>
-      </w:r>
-      <w:proofErr w:type="spellEnd"/>
-      <w:r>
-        <w:t>(</w:t>
-      </w:r>
-      <w:proofErr w:type="spellStart"/>
-      <w:r>
-        <w:t>fnol_id</w:t>
-      </w:r>
-      <w:proofErr w:type="spellEnd"/>
-      <w:r>
-        <w:t>=123)</w:t>
-      </w:r>
-    </w:p>
-    <w:p>
-      <w:r>
-        <w:t xml:space="preserve">   → response: </w:t>
-      </w:r>
-      <w:proofErr w:type="gramStart"/>
-      <w:r>
-        <w:t>{ "</w:t>
-      </w:r>
-      <w:proofErr w:type="spellStart"/>
-      <w:proofErr w:type="gramEnd"/>
-      <w:r>
-        <w:t>gw_claim_id</w:t>
-      </w:r>
-      <w:proofErr w:type="spellEnd"/>
-      <w:r>
-        <w:t>": "</w:t>
-      </w:r>
-      <w:proofErr w:type="gramStart"/>
-      <w:r>
-        <w:t>cc:SqTDkFc</w:t>
-      </w:r>
-      <w:proofErr w:type="gramEnd"/>
-      <w:r>
-        <w:t>6t13uqJpTH_Kub", "</w:t>
-      </w:r>
-      <w:proofErr w:type="spellStart"/>
-      <w:r>
-        <w:t>claim_number</w:t>
-      </w:r>
-      <w:proofErr w:type="spellEnd"/>
-      <w:r>
-        <w:t>": "CLM-2026-0001</w:t>
-      </w:r>
-      <w:proofErr w:type="gramStart"/>
-      <w:r>
-        <w:t>" }</w:t>
-      </w:r>
-      <w:proofErr w:type="gramEnd"/>
-    </w:p>
-    <w:p>
-      <w:r>
-        <w:t xml:space="preserve">2. </w:t>
-      </w:r>
-      <w:proofErr w:type="spellStart"/>
-      <w:r>
-        <w:t>update_claim_data</w:t>
-      </w:r>
-      <w:proofErr w:type="spellEnd"/>
-      <w:r>
-        <w:t>(</w:t>
-      </w:r>
-      <w:proofErr w:type="spellStart"/>
-      <w:r>
-        <w:t>gw_claim_id</w:t>
-      </w:r>
-      <w:proofErr w:type="spellEnd"/>
-      <w:r>
-        <w:t>="</w:t>
-      </w:r>
-      <w:proofErr w:type="gramStart"/>
-      <w:r>
-        <w:t>cc:SqTDkFc</w:t>
-      </w:r>
-      <w:proofErr w:type="gramEnd"/>
-      <w:r>
-        <w:t>6t13uqJpTH_Kub")</w:t>
-      </w:r>
-    </w:p>
-    <w:p>
-      <w:r>
-        <w:t xml:space="preserve">   → hits PATCH /claim/v1/claims/</w:t>
-      </w:r>
-      <w:proofErr w:type="gramStart"/>
-      <w:r>
-        <w:t>cc:SqTDkFc</w:t>
-      </w:r>
-      <w:proofErr w:type="gramEnd"/>
-      <w:r>
-        <w:t>6t13uqJpTH_Kub</w:t>
+        <w:t>1. submit_fnol(fnol_id=123)</w:t>
+      </w:r>
+    </w:p>
+    <w:p>
+      <w:r>
+        <w:t xml:space="preserve">   → response: { "gw_claim_id": "cc:SqTDkFc6t13uqJpTH_Kub", "claim_number": "CLM-2026-0001" }</w:t>
+      </w:r>
+    </w:p>
+    <w:p>
+      <w:r>
+        <w:t>2. update_claim_data(gw_claim_id="cc:SqTDkFc6t13uqJpTH_Kub")</w:t>
+      </w:r>
+    </w:p>
+    <w:p>
+      <w:r>
+        <w:t xml:space="preserve">   → hits PATCH /claim/v1/claims/cc:SqTDkFc6t13uqJpTH_Kub</w:t>
       </w:r>
     </w:p>
     <w:p/>
@@ -449,48 +159,16 @@
     <w:p>
       <w:r>
         <w:lastRenderedPageBreak/>
-        <w:t xml:space="preserve">The </w:t>
-      </w:r>
-      <w:proofErr w:type="spellStart"/>
-      <w:r>
-        <w:t>gw</w:t>
-      </w:r>
-      <w:proofErr w:type="spellEnd"/>
-      <w:r>
-        <w:t xml:space="preserve"> id is saved by </w:t>
-      </w:r>
-      <w:proofErr w:type="spellStart"/>
-      <w:r>
-        <w:t>submit_fnol</w:t>
-      </w:r>
-      <w:proofErr w:type="spellEnd"/>
-      <w:r>
-        <w:t>, and the caller has to pass it into the tool as an input.</w:t>
-      </w:r>
-    </w:p>
-    <w:p>
-      <w:r>
-        <w:rPr>
-          <w:b/>
-          <w:bCs/>
-        </w:rPr>
-        <w:t xml:space="preserve">Step 1: </w:t>
-      </w:r>
-      <w:proofErr w:type="spellStart"/>
-      <w:r>
-        <w:rPr>
-          <w:b/>
-          <w:bCs/>
-        </w:rPr>
-        <w:t>submit_fnol</w:t>
-      </w:r>
-      <w:proofErr w:type="spellEnd"/>
-      <w:r>
-        <w:rPr>
-          <w:b/>
-          <w:bCs/>
-        </w:rPr>
-        <w:t xml:space="preserve"> saves it.</w:t>
+        <w:t>The gw id is saved by submit_fnol, and the caller has to pass it into the tool as an input.</w:t>
+      </w:r>
+    </w:p>
+    <w:p>
+      <w:r>
+        <w:rPr>
+          <w:b/>
+          <w:bCs/>
+        </w:rPr>
+        <w:t>Step 1: submit_fnol saves it.</w:t>
       </w:r>
     </w:p>
     <w:p>
@@ -501,15 +179,7 @@
         </w:numPr>
       </w:pPr>
       <w:r>
-        <w:t xml:space="preserve">It calls Guidewire to draft and submit the claim, and Guidewire returns the </w:t>
-      </w:r>
-      <w:proofErr w:type="gramStart"/>
-      <w:r>
-        <w:t>cc:...</w:t>
-      </w:r>
-      <w:proofErr w:type="gramEnd"/>
-      <w:r>
-        <w:t xml:space="preserve"> id.</w:t>
+        <w:t>It calls Guidewire to draft and submit the claim, and Guidewire returns the cc:... id.</w:t>
       </w:r>
     </w:p>
     <w:p>
@@ -520,15 +190,7 @@
         </w:numPr>
       </w:pPr>
       <w:r>
-        <w:t>That id is written into the claims table (</w:t>
-      </w:r>
-      <w:proofErr w:type="spellStart"/>
-      <w:r>
-        <w:t>claims.gw_claim_id</w:t>
-      </w:r>
-      <w:proofErr w:type="spellEnd"/>
-      <w:r>
-        <w:t>).</w:t>
+        <w:t>That id is written into the claims table (claims.gw_claim_id).</w:t>
       </w:r>
     </w:p>
     <w:p>
@@ -539,64 +201,16 @@
         </w:numPr>
       </w:pPr>
       <w:r>
-        <w:t xml:space="preserve">It is also returned in the </w:t>
-      </w:r>
-      <w:proofErr w:type="spellStart"/>
-      <w:r>
-        <w:t>submit_fnol</w:t>
-      </w:r>
-      <w:proofErr w:type="spellEnd"/>
-      <w:r>
-        <w:t xml:space="preserve"> response ({"</w:t>
-      </w:r>
-      <w:proofErr w:type="spellStart"/>
-      <w:r>
-        <w:t>claim_number</w:t>
-      </w:r>
-      <w:proofErr w:type="spellEnd"/>
-      <w:r>
-        <w:t>": ..., "</w:t>
-      </w:r>
-      <w:proofErr w:type="spellStart"/>
-      <w:r>
-        <w:t>gw_claim_id</w:t>
-      </w:r>
-      <w:proofErr w:type="spellEnd"/>
-      <w:r>
-        <w:t>": "</w:t>
-      </w:r>
-      <w:proofErr w:type="gramStart"/>
-      <w:r>
-        <w:t>cc:...</w:t>
-      </w:r>
-      <w:proofErr w:type="gramEnd"/>
-      <w:r>
-        <w:t>"}).</w:t>
-      </w:r>
-    </w:p>
-    <w:p>
-      <w:r>
-        <w:rPr>
-          <w:b/>
-          <w:bCs/>
-        </w:rPr>
-        <w:t xml:space="preserve">Step 2: the caller passes that id into </w:t>
-      </w:r>
-      <w:proofErr w:type="spellStart"/>
-      <w:r>
-        <w:rPr>
-          <w:b/>
-          <w:bCs/>
-        </w:rPr>
-        <w:t>update_claim_data</w:t>
-      </w:r>
-      <w:proofErr w:type="spellEnd"/>
-      <w:r>
-        <w:rPr>
-          <w:b/>
-          <w:bCs/>
-        </w:rPr>
-        <w:t>.</w:t>
+        <w:t>It is also returned in the submit_fnol response ({"claim_number": ..., "gw_claim_id": "cc:..."}).</w:t>
+      </w:r>
+    </w:p>
+    <w:p>
+      <w:r>
+        <w:rPr>
+          <w:b/>
+          <w:bCs/>
+        </w:rPr>
+        <w:t>Step 2: the caller passes that id into update_claim_data.</w:t>
       </w:r>
     </w:p>
     <w:p>
@@ -607,23 +221,7 @@
         </w:numPr>
       </w:pPr>
       <w:r>
-        <w:t>The tool’s only input is {"</w:t>
-      </w:r>
-      <w:proofErr w:type="spellStart"/>
-      <w:r>
-        <w:t>gw_claim_id</w:t>
-      </w:r>
-      <w:proofErr w:type="spellEnd"/>
-      <w:r>
-        <w:t>": "</w:t>
-      </w:r>
-      <w:proofErr w:type="gramStart"/>
-      <w:r>
-        <w:t>cc:...</w:t>
-      </w:r>
-      <w:proofErr w:type="gramEnd"/>
-      <w:r>
-        <w:t>"}. It does not search the table for claims on its own.</w:t>
+        <w:t>The tool’s only input is {"gw_claim_id": "cc:..."}. It does not search the table for claims on its own.</w:t>
       </w:r>
     </w:p>
     <w:p>
@@ -634,31 +232,7 @@
         </w:numPr>
       </w:pPr>
       <w:r>
-        <w:t xml:space="preserve">Inside the tool, the id is used as a key. It runs SELECT * FROM claims WHERE </w:t>
-      </w:r>
-      <w:proofErr w:type="spellStart"/>
-      <w:r>
-        <w:t>gw_claim_id</w:t>
-      </w:r>
-      <w:proofErr w:type="spellEnd"/>
-      <w:r>
-        <w:t xml:space="preserve"> = ..., then reads </w:t>
-      </w:r>
-      <w:proofErr w:type="spellStart"/>
-      <w:r>
-        <w:t>policy_details</w:t>
-      </w:r>
-      <w:proofErr w:type="spellEnd"/>
-      <w:r>
-        <w:t xml:space="preserve"> and </w:t>
-      </w:r>
-      <w:proofErr w:type="spellStart"/>
-      <w:r>
-        <w:t>fnol_submissions</w:t>
-      </w:r>
-      <w:proofErr w:type="spellEnd"/>
-      <w:r>
-        <w:t xml:space="preserve"> for that claim.</w:t>
+        <w:t>Inside the tool, the id is used as a key. It runs SELECT * FROM claims WHERE gw_claim_id = ..., then reads policy_details and fnol_submissions for that claim.</w:t>
       </w:r>
     </w:p>
     <w:p>
@@ -673,13 +247,8 @@
       </w:r>
     </w:p>
     <w:p>
-      <w:proofErr w:type="gramStart"/>
-      <w:r>
-        <w:t>So</w:t>
-      </w:r>
-      <w:proofErr w:type="gramEnd"/>
-      <w:r>
-        <w:t xml:space="preserve"> the id comes in twice: first as the input, then as the lookup key in the DB. If the id isn’t in claims, the tool returns “No claim found”.</w:t>
+      <w:r>
+        <w:t>So the id comes in twice: first as the input, then as the lookup key in the DB. If the id isn’t in claims, the tool returns “No claim found”.</w:t>
       </w:r>
     </w:p>
     <w:p>
@@ -694,31 +263,7 @@
     <w:p/>
     <w:p>
       <w:r>
-        <w:t xml:space="preserve">To make it automatic, someone has to add the tool to the orchestrator’s tool list. Its prompt then needs to say: after </w:t>
-      </w:r>
-      <w:proofErr w:type="spellStart"/>
-      <w:r>
-        <w:t>submit_fnol</w:t>
-      </w:r>
-      <w:proofErr w:type="spellEnd"/>
-      <w:r>
-        <w:t xml:space="preserve"> succeeds, take </w:t>
-      </w:r>
-      <w:proofErr w:type="spellStart"/>
-      <w:r>
-        <w:t>gw_claim_id</w:t>
-      </w:r>
-      <w:proofErr w:type="spellEnd"/>
-      <w:r>
-        <w:t xml:space="preserve"> from the response and call </w:t>
-      </w:r>
-      <w:proofErr w:type="spellStart"/>
-      <w:r>
-        <w:t>update_claim_data</w:t>
-      </w:r>
-      <w:proofErr w:type="spellEnd"/>
-      <w:r>
-        <w:t>.</w:t>
+        <w:t>To make it automatic, someone has to add the tool to the orchestrator’s tool list. Its prompt then needs to say: after submit_fnol succeeds, take gw_claim_id from the response and call update_claim_data.</w:t>
       </w:r>
     </w:p>
     <w:p/>
@@ -818,15 +363,7 @@
     </w:p>
     <w:p>
       <w:r>
-        <w:t xml:space="preserve">Now let me get the exact DB migration lines and </w:t>
-      </w:r>
-      <w:proofErr w:type="spellStart"/>
-      <w:r>
-        <w:t>fnol_handler</w:t>
-      </w:r>
-      <w:proofErr w:type="spellEnd"/>
-      <w:r>
-        <w:t xml:space="preserve"> changes:</w:t>
+        <w:t>Now let me get the exact DB migration lines and fnol_handler changes:</w:t>
       </w:r>
     </w:p>
     <w:p>
@@ -1033,229 +570,45 @@
     </w:p>
     <w:p>
       <w:r>
-        <w:t xml:space="preserve"># ── </w:t>
-      </w:r>
-      <w:proofErr w:type="spellStart"/>
-      <w:r>
-        <w:t>ClaimCenter</w:t>
-      </w:r>
-      <w:proofErr w:type="spellEnd"/>
-      <w:r>
-        <w:t xml:space="preserve"> — Update Claim (PATCH) ────────────────────────────────────────</w:t>
-      </w:r>
-    </w:p>
-    <w:p/>
-    <w:p>
-      <w:r>
-        <w:t>def _</w:t>
-      </w:r>
-      <w:proofErr w:type="spellStart"/>
-      <w:r>
-        <w:t>cc_</w:t>
-      </w:r>
-      <w:proofErr w:type="gramStart"/>
-      <w:r>
-        <w:t>patch</w:t>
-      </w:r>
-      <w:proofErr w:type="spellEnd"/>
-      <w:r>
-        <w:t>(</w:t>
-      </w:r>
-      <w:proofErr w:type="spellStart"/>
-      <w:proofErr w:type="gramEnd"/>
-      <w:r>
-        <w:t>uri</w:t>
-      </w:r>
-      <w:proofErr w:type="spellEnd"/>
-      <w:r>
-        <w:t xml:space="preserve">: str, body: </w:t>
-      </w:r>
-      <w:proofErr w:type="spellStart"/>
-      <w:r>
-        <w:t>dict</w:t>
-      </w:r>
-      <w:proofErr w:type="spellEnd"/>
-      <w:r>
-        <w:t xml:space="preserve">) -&gt; </w:t>
-      </w:r>
-      <w:proofErr w:type="spellStart"/>
-      <w:r>
-        <w:t>dict</w:t>
-      </w:r>
-      <w:proofErr w:type="spellEnd"/>
-      <w:r>
-        <w:t>:</w:t>
-      </w:r>
-    </w:p>
-    <w:p>
-      <w:r>
-        <w:t xml:space="preserve">    </w:t>
-      </w:r>
-      <w:proofErr w:type="spellStart"/>
-      <w:r>
-        <w:t>url</w:t>
-      </w:r>
-      <w:proofErr w:type="spellEnd"/>
-      <w:r>
-        <w:t xml:space="preserve"> = CC_BASE_URL + </w:t>
-      </w:r>
-      <w:proofErr w:type="spellStart"/>
-      <w:r>
-        <w:t>uri</w:t>
-      </w:r>
-      <w:proofErr w:type="spellEnd"/>
-    </w:p>
-    <w:p>
-      <w:r>
-        <w:t xml:space="preserve">    </w:t>
-      </w:r>
-      <w:proofErr w:type="gramStart"/>
-      <w:r>
-        <w:t>log.info(</w:t>
-      </w:r>
-      <w:proofErr w:type="gramEnd"/>
-      <w:r>
-        <w:t xml:space="preserve">"GW CC PATCH %s", </w:t>
-      </w:r>
-      <w:proofErr w:type="spellStart"/>
-      <w:r>
-        <w:t>url</w:t>
-      </w:r>
-      <w:proofErr w:type="spellEnd"/>
-      <w:r>
-        <w:t>)</w:t>
-      </w:r>
-    </w:p>
-    <w:p>
-      <w:r>
-        <w:t xml:space="preserve">    </w:t>
-      </w:r>
-      <w:proofErr w:type="spellStart"/>
-      <w:r>
-        <w:t>resp</w:t>
-      </w:r>
-      <w:proofErr w:type="spellEnd"/>
-      <w:r>
-        <w:t xml:space="preserve"> = </w:t>
-      </w:r>
-      <w:proofErr w:type="spellStart"/>
-      <w:proofErr w:type="gramStart"/>
-      <w:r>
-        <w:t>requests.patch</w:t>
-      </w:r>
-      <w:proofErr w:type="spellEnd"/>
-      <w:proofErr w:type="gramEnd"/>
-      <w:r>
-        <w:t>(</w:t>
-      </w:r>
-      <w:proofErr w:type="spellStart"/>
-      <w:r>
-        <w:t>url</w:t>
-      </w:r>
-      <w:proofErr w:type="spellEnd"/>
-      <w:r>
-        <w:t xml:space="preserve">, </w:t>
-      </w:r>
-      <w:proofErr w:type="spellStart"/>
-      <w:r>
-        <w:t>json</w:t>
-      </w:r>
-      <w:proofErr w:type="spellEnd"/>
-      <w:r>
-        <w:t>=body, headers=HEADERS, timeout=REQUEST_TIMEOUT)</w:t>
-      </w:r>
-    </w:p>
-    <w:p>
-      <w:r>
-        <w:t xml:space="preserve">    _</w:t>
-      </w:r>
-      <w:proofErr w:type="spellStart"/>
-      <w:r>
-        <w:t>raise_for_</w:t>
-      </w:r>
-      <w:proofErr w:type="gramStart"/>
-      <w:r>
-        <w:t>status</w:t>
-      </w:r>
-      <w:proofErr w:type="spellEnd"/>
-      <w:r>
-        <w:t>(</w:t>
-      </w:r>
-      <w:proofErr w:type="spellStart"/>
-      <w:proofErr w:type="gramEnd"/>
-      <w:r>
-        <w:t>resp</w:t>
-      </w:r>
-      <w:proofErr w:type="spellEnd"/>
-      <w:r>
-        <w:t xml:space="preserve">, "CC PATCH", </w:t>
-      </w:r>
-      <w:proofErr w:type="spellStart"/>
-      <w:r>
-        <w:t>uri</w:t>
-      </w:r>
-      <w:proofErr w:type="spellEnd"/>
-      <w:r>
-        <w:t>)</w:t>
-      </w:r>
-    </w:p>
-    <w:p>
-      <w:r>
-        <w:t xml:space="preserve">    return </w:t>
-      </w:r>
-      <w:proofErr w:type="spellStart"/>
-      <w:proofErr w:type="gramStart"/>
-      <w:r>
-        <w:t>resp.json</w:t>
-      </w:r>
-      <w:proofErr w:type="spellEnd"/>
-      <w:proofErr w:type="gramEnd"/>
-      <w:r>
-        <w:t>()</w:t>
-      </w:r>
-    </w:p>
-    <w:p/>
-    <w:p/>
-    <w:p>
-      <w:r>
-        <w:t xml:space="preserve">def </w:t>
-      </w:r>
-      <w:proofErr w:type="spellStart"/>
-      <w:r>
-        <w:t>update_claim_</w:t>
-      </w:r>
-      <w:proofErr w:type="gramStart"/>
-      <w:r>
-        <w:t>data</w:t>
-      </w:r>
-      <w:proofErr w:type="spellEnd"/>
-      <w:r>
-        <w:t>(</w:t>
-      </w:r>
-      <w:proofErr w:type="spellStart"/>
-      <w:proofErr w:type="gramEnd"/>
-      <w:r>
-        <w:t>claim_id</w:t>
-      </w:r>
-      <w:proofErr w:type="spellEnd"/>
-      <w:r>
-        <w:t xml:space="preserve">: str, payload: </w:t>
-      </w:r>
-      <w:proofErr w:type="spellStart"/>
-      <w:r>
-        <w:t>dict</w:t>
-      </w:r>
-      <w:proofErr w:type="spellEnd"/>
-      <w:r>
-        <w:t xml:space="preserve">) -&gt; </w:t>
-      </w:r>
-      <w:proofErr w:type="spellStart"/>
-      <w:r>
-        <w:t>dict</w:t>
-      </w:r>
-      <w:proofErr w:type="spellEnd"/>
-      <w:r>
-        <w:t>:</w:t>
+        <w:t># ── ClaimCenter — Update Claim (PATCH) ────────────────────────────────────────</w:t>
+      </w:r>
+    </w:p>
+    <w:p/>
+    <w:p>
+      <w:r>
+        <w:t>def _cc_patch(uri: str, body: dict) -&gt; dict:</w:t>
+      </w:r>
+    </w:p>
+    <w:p>
+      <w:r>
+        <w:t xml:space="preserve">    url = CC_BASE_URL + uri</w:t>
+      </w:r>
+    </w:p>
+    <w:p>
+      <w:r>
+        <w:t xml:space="preserve">    log.info("GW CC PATCH %s", url)</w:t>
+      </w:r>
+    </w:p>
+    <w:p>
+      <w:r>
+        <w:t xml:space="preserve">    resp = requests.patch(url, json=body, headers=HEADERS, timeout=REQUEST_TIMEOUT)</w:t>
+      </w:r>
+    </w:p>
+    <w:p>
+      <w:r>
+        <w:t xml:space="preserve">    _raise_for_status(resp, "CC PATCH", uri)</w:t>
+      </w:r>
+    </w:p>
+    <w:p>
+      <w:r>
+        <w:t xml:space="preserve">    return resp.json()</w:t>
+      </w:r>
+    </w:p>
+    <w:p/>
+    <w:p/>
+    <w:p>
+      <w:r>
+        <w:t>def update_claim_data(claim_id: str, payload: dict) -&gt; dict:</w:t>
       </w:r>
     </w:p>
     <w:p>
@@ -1265,41 +618,17 @@
     </w:p>
     <w:p>
       <w:r>
-        <w:t xml:space="preserve">    Updates an existing claim in Guidewire </w:t>
-      </w:r>
-      <w:proofErr w:type="spellStart"/>
-      <w:r>
-        <w:t>ClaimCenter</w:t>
-      </w:r>
-      <w:proofErr w:type="spellEnd"/>
-      <w:r>
-        <w:t xml:space="preserve"> including loss location,</w:t>
-      </w:r>
-    </w:p>
-    <w:p>
-      <w:r>
-        <w:t xml:space="preserve">    loss cause, and </w:t>
-      </w:r>
-      <w:proofErr w:type="spellStart"/>
-      <w:r>
-        <w:t>DwellingIncident</w:t>
-      </w:r>
-      <w:proofErr w:type="spellEnd"/>
-      <w:r>
-        <w:t xml:space="preserve"> details.</w:t>
-      </w:r>
-    </w:p>
-    <w:p>
-      <w:r>
-        <w:t xml:space="preserve">    Uses: PATCH /claim/v1/claims/{</w:t>
-      </w:r>
-      <w:proofErr w:type="spellStart"/>
-      <w:r>
-        <w:t>claimId</w:t>
-      </w:r>
-      <w:proofErr w:type="spellEnd"/>
-      <w:r>
-        <w:t>}</w:t>
+        <w:t xml:space="preserve">    Updates an existing claim in Guidewire ClaimCenter including loss location,</w:t>
+      </w:r>
+    </w:p>
+    <w:p>
+      <w:r>
+        <w:t xml:space="preserve">    loss cause, and DwellingIncident details.</w:t>
+      </w:r>
+    </w:p>
+    <w:p>
+      <w:r>
+        <w:t xml:space="preserve">    Uses: PATCH /claim/v1/claims/{claimId}</w:t>
       </w:r>
     </w:p>
     <w:p>
@@ -1309,23 +638,7 @@
     </w:p>
     <w:p>
       <w:r>
-        <w:t xml:space="preserve">    return _</w:t>
-      </w:r>
-      <w:proofErr w:type="spellStart"/>
-      <w:r>
-        <w:t>cc_patch</w:t>
-      </w:r>
-      <w:proofErr w:type="spellEnd"/>
-      <w:r>
-        <w:t>(f"/claim/v1/claims/{</w:t>
-      </w:r>
-      <w:proofErr w:type="spellStart"/>
-      <w:r>
-        <w:t>claim_id</w:t>
-      </w:r>
-      <w:proofErr w:type="spellEnd"/>
-      <w:r>
-        <w:t>}", payload)</w:t>
+        <w:t xml:space="preserve">    return _cc_patch(f"/claim/v1/claims/{claim_id}", payload)</w:t>
       </w:r>
     </w:p>
     <w:p>
@@ -1361,21 +674,8 @@
     </w:p>
     <w:p>
       <w:r>
-        <w:t xml:space="preserve">from </w:t>
-      </w:r>
-      <w:proofErr w:type="spellStart"/>
-      <w:r>
-        <w:t>update_claim_data_router</w:t>
-      </w:r>
-      <w:proofErr w:type="spellEnd"/>
-      <w:r>
-        <w:t xml:space="preserve"> import router as </w:t>
-      </w:r>
-      <w:proofErr w:type="spellStart"/>
-      <w:r>
-        <w:t>update_claim_data_router</w:t>
-      </w:r>
-      <w:proofErr w:type="spellEnd"/>
+        <w:t>from update_claim_data_router import router as update_claim_data_router</w:t>
+      </w:r>
     </w:p>
     <w:p>
       <w:r>
@@ -1387,126 +687,34 @@
         <w:t>Change 2</w:t>
       </w:r>
       <w:r>
-        <w:t xml:space="preserve"> — After the </w:t>
-      </w:r>
-      <w:proofErr w:type="spellStart"/>
-      <w:proofErr w:type="gramStart"/>
-      <w:r>
-        <w:t>app.mount</w:t>
-      </w:r>
-      <w:proofErr w:type="spellEnd"/>
-      <w:proofErr w:type="gramEnd"/>
-      <w:r>
-        <w:t>("/</w:t>
-      </w:r>
-      <w:proofErr w:type="spellStart"/>
-      <w:r>
-        <w:t>api</w:t>
-      </w:r>
-      <w:proofErr w:type="spellEnd"/>
-      <w:r>
-        <w:t xml:space="preserve">/v1/communication", </w:t>
-      </w:r>
-      <w:proofErr w:type="spellStart"/>
-      <w:r>
-        <w:t>communication_app</w:t>
-      </w:r>
-      <w:proofErr w:type="spellEnd"/>
-      <w:r>
-        <w:t>) line, add:</w:t>
-      </w:r>
-    </w:p>
-    <w:p/>
-    <w:p>
-      <w:r>
-        <w:t xml:space="preserve"># ── Sub-app: </w:t>
-      </w:r>
-      <w:proofErr w:type="spellStart"/>
-      <w:r>
-        <w:t>update_claim_data</w:t>
-      </w:r>
-      <w:proofErr w:type="spellEnd"/>
-      <w:r>
-        <w:t xml:space="preserve"> ─────────────────────────────────────────────────</w:t>
-      </w:r>
-    </w:p>
-    <w:p/>
-    <w:p>
-      <w:proofErr w:type="spellStart"/>
-      <w:r>
-        <w:t>update_claim_data_app</w:t>
-      </w:r>
-      <w:proofErr w:type="spellEnd"/>
-      <w:r>
-        <w:t xml:space="preserve"> = _</w:t>
-      </w:r>
-      <w:proofErr w:type="spellStart"/>
-      <w:r>
-        <w:t>make_cors_</w:t>
-      </w:r>
-      <w:proofErr w:type="gramStart"/>
-      <w:r>
-        <w:t>app</w:t>
-      </w:r>
-      <w:proofErr w:type="spellEnd"/>
-      <w:r>
-        <w:t>(</w:t>
-      </w:r>
-      <w:proofErr w:type="gramEnd"/>
-    </w:p>
-    <w:p>
-      <w:r>
-        <w:t xml:space="preserve">    title="</w:t>
-      </w:r>
-      <w:proofErr w:type="spellStart"/>
-      <w:r>
-        <w:t>update_claim_data_agent_mcps</w:t>
-      </w:r>
-      <w:proofErr w:type="spellEnd"/>
-      <w:r>
-        <w:t>",</w:t>
-      </w:r>
-    </w:p>
-    <w:p>
-      <w:r>
-        <w:t xml:space="preserve">    description="MCP tool to sync claim data from local DB to Guidewire </w:t>
-      </w:r>
-      <w:proofErr w:type="spellStart"/>
-      <w:r>
-        <w:t>ClaimCenter</w:t>
-      </w:r>
-      <w:proofErr w:type="spellEnd"/>
-      <w:r>
-        <w:t xml:space="preserve"> "</w:t>
-      </w:r>
-    </w:p>
-    <w:p>
-      <w:r>
-        <w:t xml:space="preserve">                "(</w:t>
-      </w:r>
-      <w:proofErr w:type="spellStart"/>
-      <w:r>
-        <w:t>lossCause</w:t>
-      </w:r>
-      <w:proofErr w:type="spellEnd"/>
-      <w:r>
-        <w:t xml:space="preserve">, </w:t>
-      </w:r>
-      <w:proofErr w:type="spellStart"/>
-      <w:r>
-        <w:t>lossLocation</w:t>
-      </w:r>
-      <w:proofErr w:type="spellEnd"/>
-      <w:r>
-        <w:t xml:space="preserve">, </w:t>
-      </w:r>
-      <w:proofErr w:type="spellStart"/>
-      <w:r>
-        <w:t>DwellingIncident</w:t>
-      </w:r>
-      <w:proofErr w:type="spellEnd"/>
-      <w:r>
-        <w:t>).",</w:t>
+        <w:t xml:space="preserve"> — After the app.mount("/api/v1/communication", communication_app) line, add:</w:t>
+      </w:r>
+    </w:p>
+    <w:p/>
+    <w:p>
+      <w:r>
+        <w:t># ── Sub-app: update_claim_data ─────────────────────────────────────────────────</w:t>
+      </w:r>
+    </w:p>
+    <w:p/>
+    <w:p>
+      <w:r>
+        <w:t>update_claim_data_app = _make_cors_app(</w:t>
+      </w:r>
+    </w:p>
+    <w:p>
+      <w:r>
+        <w:t xml:space="preserve">    title="update_claim_data_agent_mcps",</w:t>
+      </w:r>
+    </w:p>
+    <w:p>
+      <w:r>
+        <w:t xml:space="preserve">    description="MCP tool to sync claim data from local DB to Guidewire ClaimCenter "</w:t>
+      </w:r>
+    </w:p>
+    <w:p>
+      <w:r>
+        <w:t xml:space="preserve">                "(lossCause, lossLocation, DwellingIncident).",</w:t>
       </w:r>
     </w:p>
     <w:p>
@@ -1515,137 +723,33 @@
       </w:r>
     </w:p>
     <w:p>
-      <w:proofErr w:type="spellStart"/>
-      <w:r>
-        <w:t>update_claim_data_</w:t>
-      </w:r>
-      <w:proofErr w:type="gramStart"/>
-      <w:r>
-        <w:t>app.include</w:t>
-      </w:r>
-      <w:proofErr w:type="gramEnd"/>
-      <w:r>
-        <w:t>_router</w:t>
-      </w:r>
-      <w:proofErr w:type="spellEnd"/>
-      <w:r>
-        <w:t>(</w:t>
-      </w:r>
-      <w:proofErr w:type="spellStart"/>
-      <w:r>
-        <w:t>update_claim_data_router</w:t>
-      </w:r>
-      <w:proofErr w:type="spellEnd"/>
-      <w:r>
-        <w:t>)</w:t>
-      </w:r>
-    </w:p>
-    <w:p>
-      <w:proofErr w:type="spellStart"/>
-      <w:proofErr w:type="gramStart"/>
-      <w:r>
-        <w:t>FastApiMCP</w:t>
-      </w:r>
-      <w:proofErr w:type="spellEnd"/>
-      <w:r>
-        <w:t>(</w:t>
-      </w:r>
-      <w:proofErr w:type="gramEnd"/>
-    </w:p>
-    <w:p>
-      <w:r>
-        <w:t xml:space="preserve">    </w:t>
-      </w:r>
-      <w:proofErr w:type="spellStart"/>
-      <w:r>
-        <w:t>update_claim_data_app</w:t>
-      </w:r>
-      <w:proofErr w:type="spellEnd"/>
-      <w:r>
-        <w:t>,</w:t>
-      </w:r>
-    </w:p>
-    <w:p>
-      <w:r>
-        <w:t xml:space="preserve">    </w:t>
-      </w:r>
-      <w:proofErr w:type="spellStart"/>
-      <w:r>
-        <w:t>include_operations</w:t>
-      </w:r>
-      <w:proofErr w:type="spellEnd"/>
-      <w:r>
-        <w:t>=["</w:t>
-      </w:r>
-      <w:proofErr w:type="spellStart"/>
-      <w:r>
-        <w:t>update_claim_data</w:t>
-      </w:r>
-      <w:proofErr w:type="spellEnd"/>
-      <w:r>
-        <w:t>"],</w:t>
-      </w:r>
-    </w:p>
-    <w:p>
-      <w:proofErr w:type="gramStart"/>
-      <w:r>
-        <w:t>).</w:t>
-      </w:r>
-      <w:proofErr w:type="spellStart"/>
-      <w:r>
-        <w:t>mount</w:t>
-      </w:r>
-      <w:proofErr w:type="gramEnd"/>
-      <w:r>
-        <w:t>_</w:t>
-      </w:r>
-      <w:proofErr w:type="gramStart"/>
-      <w:r>
-        <w:t>http</w:t>
-      </w:r>
-      <w:proofErr w:type="spellEnd"/>
-      <w:r>
-        <w:t>(</w:t>
-      </w:r>
-      <w:proofErr w:type="gramEnd"/>
-      <w:r>
-        <w:t>)</w:t>
-      </w:r>
-    </w:p>
-    <w:p>
-      <w:proofErr w:type="spellStart"/>
-      <w:proofErr w:type="gramStart"/>
-      <w:r>
-        <w:t>app.mount</w:t>
-      </w:r>
-      <w:proofErr w:type="spellEnd"/>
-      <w:proofErr w:type="gramEnd"/>
-      <w:r>
-        <w:t>("/</w:t>
-      </w:r>
-      <w:proofErr w:type="spellStart"/>
-      <w:r>
-        <w:t>api</w:t>
-      </w:r>
-      <w:proofErr w:type="spellEnd"/>
-      <w:r>
-        <w:t>/v1/</w:t>
-      </w:r>
-      <w:proofErr w:type="spellStart"/>
-      <w:r>
-        <w:t>update_claim_data</w:t>
-      </w:r>
-      <w:proofErr w:type="spellEnd"/>
-      <w:r>
-        <w:t xml:space="preserve">", </w:t>
-      </w:r>
-      <w:proofErr w:type="spellStart"/>
-      <w:r>
-        <w:t>update_claim_data_app</w:t>
-      </w:r>
-      <w:proofErr w:type="spellEnd"/>
-      <w:r>
-        <w:t>)</w:t>
+      <w:r>
+        <w:t>update_claim_data_app.include_router(update_claim_data_router)</w:t>
+      </w:r>
+    </w:p>
+    <w:p>
+      <w:r>
+        <w:t>FastApiMCP(</w:t>
+      </w:r>
+    </w:p>
+    <w:p>
+      <w:r>
+        <w:t xml:space="preserve">    update_claim_data_app,</w:t>
+      </w:r>
+    </w:p>
+    <w:p>
+      <w:r>
+        <w:t xml:space="preserve">    include_operations=["update_claim_data"],</w:t>
+      </w:r>
+    </w:p>
+    <w:p>
+      <w:r>
+        <w:t>).mount_http()</w:t>
+      </w:r>
+    </w:p>
+    <w:p>
+      <w:r>
+        <w:t>app.mount("/api/v1/update_claim_data", update_claim_data_app)</w:t>
       </w:r>
     </w:p>
     <w:p>
@@ -1657,23 +761,7 @@
         <w:t>Change 3</w:t>
       </w:r>
       <w:r>
-        <w:t xml:space="preserve"> — In the health check </w:t>
-      </w:r>
-      <w:proofErr w:type="spellStart"/>
-      <w:r>
-        <w:t>sub_apps</w:t>
-      </w:r>
-      <w:proofErr w:type="spellEnd"/>
-      <w:r>
-        <w:t xml:space="preserve"> list, add "</w:t>
-      </w:r>
-      <w:proofErr w:type="spellStart"/>
-      <w:r>
-        <w:t>update_claim_data</w:t>
-      </w:r>
-      <w:proofErr w:type="spellEnd"/>
-      <w:r>
-        <w:t>" as the last item.</w:t>
+        <w:t xml:space="preserve"> — In the health check sub_apps list, add "update_claim_data" as the last item.</w:t>
       </w:r>
     </w:p>
     <w:p>
@@ -1702,15 +790,7 @@
     </w:p>
     <w:p>
       <w:r>
-        <w:t xml:space="preserve">"ALTER TABLE claims ADD COLUMN IF NOT EXISTS </w:t>
-      </w:r>
-      <w:proofErr w:type="spellStart"/>
-      <w:r>
-        <w:t>police_report_number</w:t>
-      </w:r>
-      <w:proofErr w:type="spellEnd"/>
-      <w:r>
-        <w:t xml:space="preserve"> TEXT",</w:t>
+        <w:t>"ALTER TABLE claims ADD COLUMN IF NOT EXISTS police_report_number TEXT",</w:t>
       </w:r>
     </w:p>
     <w:p>
@@ -1720,15 +800,7 @@
     </w:p>
     <w:p>
       <w:r>
-        <w:t xml:space="preserve">"ALTER TABLE claims ADD COLUMN IF NOT EXISTS </w:t>
-      </w:r>
-      <w:proofErr w:type="spellStart"/>
-      <w:r>
-        <w:t>gw_claim_id</w:t>
-      </w:r>
-      <w:proofErr w:type="spellEnd"/>
-      <w:r>
-        <w:t xml:space="preserve"> TEXT",</w:t>
+        <w:t>"ALTER TABLE claims ADD COLUMN IF NOT EXISTS gw_claim_id TEXT",</w:t>
       </w:r>
     </w:p>
     <w:p>
@@ -1759,15 +831,7 @@
         <w:t>Change 1</w:t>
       </w:r>
       <w:r>
-        <w:t xml:space="preserve"> — Find _</w:t>
-      </w:r>
-      <w:proofErr w:type="spellStart"/>
-      <w:r>
-        <w:t>create_claim_in_guidewire</w:t>
-      </w:r>
-      <w:proofErr w:type="spellEnd"/>
-      <w:r>
-        <w:t>. Change its return type annotation and return statement:</w:t>
+        <w:t xml:space="preserve"> — Find _create_claim_in_guidewire. Change its return type annotation and return statement:</w:t>
       </w:r>
     </w:p>
     <w:p>
@@ -1778,52 +842,7 @@
     </w:p>
     <w:p>
       <w:r>
-        <w:t>def _</w:t>
-      </w:r>
-      <w:proofErr w:type="spellStart"/>
-      <w:r>
-        <w:t>create_claim_in_</w:t>
-      </w:r>
-      <w:proofErr w:type="gramStart"/>
-      <w:r>
-        <w:t>guidewire</w:t>
-      </w:r>
-      <w:proofErr w:type="spellEnd"/>
-      <w:r>
-        <w:t>(</w:t>
-      </w:r>
-      <w:proofErr w:type="spellStart"/>
-      <w:proofErr w:type="gramEnd"/>
-      <w:r>
-        <w:t>fnol</w:t>
-      </w:r>
-      <w:proofErr w:type="spellEnd"/>
-      <w:r>
-        <w:t xml:space="preserve">: </w:t>
-      </w:r>
-      <w:proofErr w:type="spellStart"/>
-      <w:r>
-        <w:t>dict</w:t>
-      </w:r>
-      <w:proofErr w:type="spellEnd"/>
-      <w:r>
-        <w:t xml:space="preserve">, </w:t>
-      </w:r>
-      <w:proofErr w:type="spellStart"/>
-      <w:r>
-        <w:t>policy_row</w:t>
-      </w:r>
-      <w:proofErr w:type="spellEnd"/>
-      <w:r>
-        <w:t xml:space="preserve">: </w:t>
-      </w:r>
-      <w:proofErr w:type="spellStart"/>
-      <w:r>
-        <w:t>dict</w:t>
-      </w:r>
-      <w:proofErr w:type="spellEnd"/>
-      <w:r>
-        <w:t>) -&gt; str:</w:t>
+        <w:t>def _create_claim_in_guidewire(fnol: dict, policy_row: dict) -&gt; str:</w:t>
       </w:r>
     </w:p>
     <w:p>
@@ -1833,13 +852,8 @@
     </w:p>
     <w:p>
       <w:r>
-        <w:t xml:space="preserve">    return </w:t>
-      </w:r>
-      <w:proofErr w:type="spellStart"/>
-      <w:r>
-        <w:t>claim_number</w:t>
-      </w:r>
-      <w:proofErr w:type="spellEnd"/>
+        <w:t xml:space="preserve">    return claim_number</w:t>
+      </w:r>
     </w:p>
     <w:p/>
     <w:p>
@@ -1849,52 +863,7 @@
     </w:p>
     <w:p>
       <w:r>
-        <w:t>def _</w:t>
-      </w:r>
-      <w:proofErr w:type="spellStart"/>
-      <w:r>
-        <w:t>create_claim_in_</w:t>
-      </w:r>
-      <w:proofErr w:type="gramStart"/>
-      <w:r>
-        <w:t>guidewire</w:t>
-      </w:r>
-      <w:proofErr w:type="spellEnd"/>
-      <w:r>
-        <w:t>(</w:t>
-      </w:r>
-      <w:proofErr w:type="spellStart"/>
-      <w:proofErr w:type="gramEnd"/>
-      <w:r>
-        <w:t>fnol</w:t>
-      </w:r>
-      <w:proofErr w:type="spellEnd"/>
-      <w:r>
-        <w:t xml:space="preserve">: </w:t>
-      </w:r>
-      <w:proofErr w:type="spellStart"/>
-      <w:r>
-        <w:t>dict</w:t>
-      </w:r>
-      <w:proofErr w:type="spellEnd"/>
-      <w:r>
-        <w:t xml:space="preserve">, </w:t>
-      </w:r>
-      <w:proofErr w:type="spellStart"/>
-      <w:r>
-        <w:t>policy_row</w:t>
-      </w:r>
-      <w:proofErr w:type="spellEnd"/>
-      <w:r>
-        <w:t xml:space="preserve">: </w:t>
-      </w:r>
-      <w:proofErr w:type="spellStart"/>
-      <w:r>
-        <w:t>dict</w:t>
-      </w:r>
-      <w:proofErr w:type="spellEnd"/>
-      <w:r>
-        <w:t>) -&gt; tuple:</w:t>
+        <w:t>def _create_claim_in_guidewire(fnol: dict, policy_row: dict) -&gt; tuple:</w:t>
       </w:r>
     </w:p>
     <w:p>
@@ -1904,57 +873,17 @@
     </w:p>
     <w:p>
       <w:r>
-        <w:t xml:space="preserve">    Drafts then submits a claim in Guidewire </w:t>
-      </w:r>
-      <w:proofErr w:type="spellStart"/>
-      <w:r>
-        <w:t>ClaimCenter</w:t>
-      </w:r>
-      <w:proofErr w:type="spellEnd"/>
-      <w:r>
-        <w:t xml:space="preserve"> for this FNOL.</w:t>
-      </w:r>
-    </w:p>
-    <w:p>
-      <w:r>
-        <w:t xml:space="preserve">    Returns (</w:t>
-      </w:r>
-      <w:proofErr w:type="spellStart"/>
-      <w:r>
-        <w:t>claim_number</w:t>
-      </w:r>
-      <w:proofErr w:type="spellEnd"/>
-      <w:r>
-        <w:t xml:space="preserve">, </w:t>
-      </w:r>
-      <w:proofErr w:type="spellStart"/>
-      <w:r>
-        <w:t>gw_claim_id</w:t>
-      </w:r>
-      <w:proofErr w:type="spellEnd"/>
-      <w:r>
-        <w:t xml:space="preserve">) where </w:t>
-      </w:r>
-      <w:proofErr w:type="spellStart"/>
-      <w:r>
-        <w:t>gw_claim_id</w:t>
-      </w:r>
-      <w:proofErr w:type="spellEnd"/>
-      <w:r>
-        <w:t xml:space="preserve"> is the internal</w:t>
-      </w:r>
-    </w:p>
-    <w:p>
-      <w:r>
-        <w:t xml:space="preserve">    </w:t>
-      </w:r>
-      <w:proofErr w:type="gramStart"/>
-      <w:r>
-        <w:t>cc:...</w:t>
-      </w:r>
-      <w:proofErr w:type="gramEnd"/>
-      <w:r>
-        <w:t xml:space="preserve"> ID needed for subsequent PATCH calls.</w:t>
+        <w:t xml:space="preserve">    Drafts then submits a claim in Guidewire ClaimCenter for this FNOL.</w:t>
+      </w:r>
+    </w:p>
+    <w:p>
+      <w:r>
+        <w:t xml:space="preserve">    Returns (claim_number, gw_claim_id) where gw_claim_id is the internal</w:t>
+      </w:r>
+    </w:p>
+    <w:p>
+      <w:r>
+        <w:t xml:space="preserve">    cc:... ID needed for subsequent PATCH calls.</w:t>
       </w:r>
     </w:p>
     <w:p>
@@ -1969,21 +898,8 @@
     </w:p>
     <w:p>
       <w:r>
-        <w:t xml:space="preserve">    return </w:t>
-      </w:r>
-      <w:proofErr w:type="spellStart"/>
-      <w:r>
-        <w:t>claim_number</w:t>
-      </w:r>
-      <w:proofErr w:type="spellEnd"/>
-      <w:r>
-        <w:t xml:space="preserve">, </w:t>
-      </w:r>
-      <w:proofErr w:type="spellStart"/>
-      <w:r>
-        <w:t>draft_claim_id</w:t>
-      </w:r>
-      <w:proofErr w:type="spellEnd"/>
+        <w:t xml:space="preserve">    return claim_number, draft_claim_id</w:t>
+      </w:r>
     </w:p>
     <w:p>
       <w:r>
@@ -1994,31 +910,7 @@
         <w:t>Change 2</w:t>
       </w:r>
       <w:r>
-        <w:t xml:space="preserve"> — In </w:t>
-      </w:r>
-      <w:proofErr w:type="spellStart"/>
-      <w:r>
-        <w:t>submit_fnol</w:t>
-      </w:r>
-      <w:proofErr w:type="spellEnd"/>
-      <w:r>
-        <w:t xml:space="preserve">, add </w:t>
-      </w:r>
-      <w:proofErr w:type="spellStart"/>
-      <w:r>
-        <w:t>gw_claim_id</w:t>
-      </w:r>
-      <w:proofErr w:type="spellEnd"/>
-      <w:r>
-        <w:t xml:space="preserve"> = None near the top (after </w:t>
-      </w:r>
-      <w:proofErr w:type="spellStart"/>
-      <w:r>
-        <w:t>claim_number</w:t>
-      </w:r>
-      <w:proofErr w:type="spellEnd"/>
-      <w:r>
-        <w:t xml:space="preserve"> = None), then unpack:</w:t>
+        <w:t xml:space="preserve"> — In submit_fnol, add gw_claim_id = None near the top (after claim_number = None), then unpack:</w:t>
       </w:r>
     </w:p>
     <w:p>
@@ -2027,42 +919,8 @@
       </w:r>
     </w:p>
     <w:p>
-      <w:proofErr w:type="spellStart"/>
-      <w:r>
-        <w:t>claim_number</w:t>
-      </w:r>
-      <w:proofErr w:type="spellEnd"/>
-      <w:r>
-        <w:t xml:space="preserve"> = _</w:t>
-      </w:r>
-      <w:proofErr w:type="spellStart"/>
-      <w:r>
-        <w:t>create_claim_in_</w:t>
-      </w:r>
-      <w:proofErr w:type="gramStart"/>
-      <w:r>
-        <w:t>guidewire</w:t>
-      </w:r>
-      <w:proofErr w:type="spellEnd"/>
-      <w:r>
-        <w:t>(</w:t>
-      </w:r>
-      <w:proofErr w:type="spellStart"/>
-      <w:proofErr w:type="gramEnd"/>
-      <w:r>
-        <w:t>fnol</w:t>
-      </w:r>
-      <w:proofErr w:type="spellEnd"/>
-      <w:r>
-        <w:t xml:space="preserve">, </w:t>
-      </w:r>
-      <w:proofErr w:type="spellStart"/>
-      <w:r>
-        <w:t>pd_row</w:t>
-      </w:r>
-      <w:proofErr w:type="spellEnd"/>
-      <w:r>
-        <w:t>)</w:t>
+      <w:r>
+        <w:t>claim_number = _create_claim_in_guidewire(fnol, pd_row)</w:t>
       </w:r>
     </w:p>
     <w:p/>
@@ -2072,50 +930,8 @@
       </w:r>
     </w:p>
     <w:p>
-      <w:proofErr w:type="spellStart"/>
-      <w:r>
-        <w:t>claim_number</w:t>
-      </w:r>
-      <w:proofErr w:type="spellEnd"/>
-      <w:r>
-        <w:t xml:space="preserve">, </w:t>
-      </w:r>
-      <w:proofErr w:type="spellStart"/>
-      <w:r>
-        <w:t>gw_claim_id</w:t>
-      </w:r>
-      <w:proofErr w:type="spellEnd"/>
-      <w:r>
-        <w:t xml:space="preserve"> = _</w:t>
-      </w:r>
-      <w:proofErr w:type="spellStart"/>
-      <w:r>
-        <w:t>create_claim_in_</w:t>
-      </w:r>
-      <w:proofErr w:type="gramStart"/>
-      <w:r>
-        <w:t>guidewire</w:t>
-      </w:r>
-      <w:proofErr w:type="spellEnd"/>
-      <w:r>
-        <w:t>(</w:t>
-      </w:r>
-      <w:proofErr w:type="spellStart"/>
-      <w:proofErr w:type="gramEnd"/>
-      <w:r>
-        <w:t>fnol</w:t>
-      </w:r>
-      <w:proofErr w:type="spellEnd"/>
-      <w:r>
-        <w:t xml:space="preserve">, </w:t>
-      </w:r>
-      <w:proofErr w:type="spellStart"/>
-      <w:r>
-        <w:t>pd_row</w:t>
-      </w:r>
-      <w:proofErr w:type="spellEnd"/>
-      <w:r>
-        <w:t>)</w:t>
+      <w:r>
+        <w:t>claim_number, gw_claim_id = _create_claim_in_guidewire(fnol, pd_row)</w:t>
       </w:r>
     </w:p>
     <w:p>
@@ -2127,15 +943,7 @@
         <w:t>Change 3</w:t>
       </w:r>
       <w:r>
-        <w:t xml:space="preserve"> — In the INSERT INTO claims statement, add </w:t>
-      </w:r>
-      <w:proofErr w:type="spellStart"/>
-      <w:r>
-        <w:t>gw_claim_id</w:t>
-      </w:r>
-      <w:proofErr w:type="spellEnd"/>
-      <w:r>
-        <w:t xml:space="preserve"> column and value:</w:t>
+        <w:t xml:space="preserve"> — In the INSERT INTO claims statement, add gw_claim_id column and value:</w:t>
       </w:r>
     </w:p>
     <w:p>
@@ -2144,35 +952,9 @@
       </w:r>
     </w:p>
     <w:p>
-      <w:proofErr w:type="spellStart"/>
-      <w:r>
-        <w:t>date_of_loss</w:t>
-      </w:r>
-      <w:proofErr w:type="spellEnd"/>
-      <w:r>
-        <w:t xml:space="preserve">, location, </w:t>
-      </w:r>
-      <w:proofErr w:type="spellStart"/>
-      <w:r>
-        <w:t>ai_confidence</w:t>
-      </w:r>
-      <w:proofErr w:type="spellEnd"/>
-      <w:r>
-        <w:t xml:space="preserve">, </w:t>
-      </w:r>
-      <w:proofErr w:type="spellStart"/>
-      <w:r>
-        <w:t>gw_claim_id</w:t>
-      </w:r>
-      <w:proofErr w:type="spellEnd"/>
-      <w:r>
-        <w:t xml:space="preserve">, </w:t>
-      </w:r>
-      <w:proofErr w:type="spellStart"/>
-      <w:r>
-        <w:t>filed_at</w:t>
-      </w:r>
-      <w:proofErr w:type="spellEnd"/>
+      <w:r>
+        <w:t>date_of_loss, location, ai_confidence, gw_claim_id, filed_at</w:t>
+      </w:r>
     </w:p>
     <w:p/>
     <w:p>
@@ -2181,27 +963,9 @@
       </w:r>
     </w:p>
     <w:p>
-      <w:proofErr w:type="spellStart"/>
-      <w:r>
-        <w:t>gw_claim_</w:t>
-      </w:r>
-      <w:proofErr w:type="gramStart"/>
-      <w:r>
-        <w:t>id</w:t>
-      </w:r>
-      <w:proofErr w:type="spellEnd"/>
-      <w:r>
-        <w:t xml:space="preserve">,   </w:t>
-      </w:r>
-      <w:proofErr w:type="gramEnd"/>
-      <w:r>
-        <w:t xml:space="preserve"># after </w:t>
-      </w:r>
-      <w:proofErr w:type="spellStart"/>
-      <w:r>
-        <w:t>overall_confidence</w:t>
-      </w:r>
-      <w:proofErr w:type="spellEnd"/>
+      <w:r>
+        <w:t>gw_claim_id,   # after overall_confidence</w:t>
+      </w:r>
     </w:p>
     <w:p>
       <w:r>
@@ -2212,15 +976,7 @@
         <w:t>Change 4</w:t>
       </w:r>
       <w:r>
-        <w:t xml:space="preserve"> — Change the return statement at the bottom of </w:t>
-      </w:r>
-      <w:proofErr w:type="spellStart"/>
-      <w:r>
-        <w:t>submit_fnol</w:t>
-      </w:r>
-      <w:proofErr w:type="spellEnd"/>
-      <w:r>
-        <w:t>:</w:t>
+        <w:t xml:space="preserve"> — Change the return statement at the bottom of submit_fnol:</w:t>
       </w:r>
     </w:p>
     <w:p>
@@ -2231,31 +987,7 @@
     </w:p>
     <w:p>
       <w:r>
-        <w:t>return {"</w:t>
-      </w:r>
-      <w:proofErr w:type="spellStart"/>
-      <w:r>
-        <w:t>fnol</w:t>
-      </w:r>
-      <w:proofErr w:type="spellEnd"/>
-      <w:r>
-        <w:t>": updated, "</w:t>
-      </w:r>
-      <w:proofErr w:type="spellStart"/>
-      <w:r>
-        <w:t>claim_number</w:t>
-      </w:r>
-      <w:proofErr w:type="spellEnd"/>
-      <w:r>
-        <w:t xml:space="preserve">": </w:t>
-      </w:r>
-      <w:proofErr w:type="spellStart"/>
-      <w:r>
-        <w:t>claim_number</w:t>
-      </w:r>
-      <w:proofErr w:type="spellEnd"/>
-      <w:r>
-        <w:t>, "status": "submitted"}</w:t>
+        <w:t>return {"fnol": updated, "claim_number": claim_number, "status": "submitted"}</w:t>
       </w:r>
     </w:p>
     <w:p/>
@@ -2266,47 +998,7 @@
     </w:p>
     <w:p>
       <w:r>
-        <w:t>return {"</w:t>
-      </w:r>
-      <w:proofErr w:type="spellStart"/>
-      <w:r>
-        <w:t>fnol</w:t>
-      </w:r>
-      <w:proofErr w:type="spellEnd"/>
-      <w:r>
-        <w:t>": updated, "</w:t>
-      </w:r>
-      <w:proofErr w:type="spellStart"/>
-      <w:r>
-        <w:t>claim_number</w:t>
-      </w:r>
-      <w:proofErr w:type="spellEnd"/>
-      <w:r>
-        <w:t xml:space="preserve">": </w:t>
-      </w:r>
-      <w:proofErr w:type="spellStart"/>
-      <w:r>
-        <w:t>claim_number</w:t>
-      </w:r>
-      <w:proofErr w:type="spellEnd"/>
-      <w:r>
-        <w:t>, "</w:t>
-      </w:r>
-      <w:proofErr w:type="spellStart"/>
-      <w:r>
-        <w:t>gw_claim_id</w:t>
-      </w:r>
-      <w:proofErr w:type="spellEnd"/>
-      <w:r>
-        <w:t xml:space="preserve">": </w:t>
-      </w:r>
-      <w:proofErr w:type="spellStart"/>
-      <w:r>
-        <w:t>gw_claim_id</w:t>
-      </w:r>
-      <w:proofErr w:type="spellEnd"/>
-      <w:r>
-        <w:t>, "status": "submitted"}</w:t>
+        <w:t>return {"fnol": updated, "claim_number": claim_number, "gw_claim_id": gw_claim_id, "status": "submitted"}</w:t>
       </w:r>
     </w:p>
     <w:p>
@@ -2330,28 +1022,12 @@
     </w:p>
     <w:p>
       <w:r>
-        <w:t xml:space="preserve">Same as File 7 — find </w:t>
-      </w:r>
-      <w:proofErr w:type="spellStart"/>
-      <w:r>
-        <w:t>police_report_number</w:t>
-      </w:r>
-      <w:proofErr w:type="spellEnd"/>
-      <w:r>
-        <w:t xml:space="preserve"> line, add after it:</w:t>
-      </w:r>
-    </w:p>
-    <w:p>
-      <w:r>
-        <w:t xml:space="preserve">"ALTER TABLE claims ADD COLUMN IF NOT EXISTS </w:t>
-      </w:r>
-      <w:proofErr w:type="spellStart"/>
-      <w:r>
-        <w:t>gw_claim_id</w:t>
-      </w:r>
-      <w:proofErr w:type="spellEnd"/>
-      <w:r>
-        <w:t xml:space="preserve"> TEXT",</w:t>
+        <w:t>Same as File 7 — find police_report_number line, add after it:</w:t>
+      </w:r>
+    </w:p>
+    <w:p>
+      <w:r>
+        <w:t>"ALTER TABLE claims ADD COLUMN IF NOT EXISTS gw_claim_id TEXT",</w:t>
       </w:r>
     </w:p>
     <w:p>
@@ -2375,44 +1051,7 @@
     </w:p>
     <w:p>
       <w:r>
-        <w:t>Same 4 changes as File 8 above. The function signature here is _</w:t>
-      </w:r>
-      <w:proofErr w:type="spellStart"/>
-      <w:r>
-        <w:t>create_claim_in_</w:t>
-      </w:r>
-      <w:proofErr w:type="gramStart"/>
-      <w:r>
-        <w:t>guidewire</w:t>
-      </w:r>
-      <w:proofErr w:type="spellEnd"/>
-      <w:r>
-        <w:t>(</w:t>
-      </w:r>
-      <w:proofErr w:type="spellStart"/>
-      <w:proofErr w:type="gramEnd"/>
-      <w:r>
-        <w:t>fnol</w:t>
-      </w:r>
-      <w:proofErr w:type="spellEnd"/>
-      <w:r>
-        <w:t xml:space="preserve">, </w:t>
-      </w:r>
-      <w:proofErr w:type="spellStart"/>
-      <w:r>
-        <w:t>pd_row</w:t>
-      </w:r>
-      <w:proofErr w:type="spellEnd"/>
-      <w:r>
-        <w:t xml:space="preserve">, lob="Homeowners") and the INSERT has a lob column too — keep those differences, just apply the same </w:t>
-      </w:r>
-      <w:proofErr w:type="spellStart"/>
-      <w:r>
-        <w:t>gw_claim_id</w:t>
-      </w:r>
-      <w:proofErr w:type="spellEnd"/>
-      <w:r>
-        <w:t xml:space="preserve"> additions.</w:t>
+        <w:t>Same 4 changes as File 8 above. The function signature here is _create_claim_in_guidewire(fnol, pd_row, lob="Homeowners") and the INSERT has a lob column too — keep those differences, just apply the same gw_claim_id additions.</w:t>
       </w:r>
     </w:p>
     <w:p>
@@ -2427,6 +1066,663 @@
         <w:t>That’s the complete picture — 4 new files and 6 modified files.</w:t>
       </w:r>
     </w:p>
+    <w:p/>
+    <w:p/>
+    <w:p/>
+    <w:p/>
+    <w:p/>
+    <w:p/>
+    <w:p/>
+    <w:p/>
+    <w:p/>
+    <w:p/>
+    <w:p>
+      <w:pPr>
+        <w:rPr>
+          <w:b/>
+          <w:bCs/>
+        </w:rPr>
+      </w:pPr>
+      <w:r>
+        <w:rPr>
+          <w:b/>
+          <w:bCs/>
+        </w:rPr>
+        <w:lastRenderedPageBreak/>
+        <w:t>update_claim_data (PATCH /claim/v1/claims/{id})</w:t>
+      </w:r>
+    </w:p>
+    <w:p>
+      <w:r>
+        <w:t>The tool reads from three tables and sends three things to Guidewire.</w:t>
+      </w:r>
+    </w:p>
+    <w:tbl>
+      <w:tblPr>
+        <w:tblW w:w="0" w:type="auto"/>
+        <w:tblCellSpacing w:w="15" w:type="dxa"/>
+        <w:tblCellMar>
+          <w:top w:w="15" w:type="dxa"/>
+          <w:left w:w="15" w:type="dxa"/>
+          <w:bottom w:w="15" w:type="dxa"/>
+          <w:right w:w="15" w:type="dxa"/>
+        </w:tblCellMar>
+        <w:tblLook w:val="04A0" w:firstRow="1" w:lastRow="0" w:firstColumn="1" w:lastColumn="0" w:noHBand="0" w:noVBand="1"/>
+      </w:tblPr>
+      <w:tblGrid>
+        <w:gridCol w:w="2066"/>
+        <w:gridCol w:w="4488"/>
+        <w:gridCol w:w="2472"/>
+      </w:tblGrid>
+      <w:tr>
+        <w:trPr>
+          <w:tblHeader/>
+          <w:tblCellSpacing w:w="15" w:type="dxa"/>
+        </w:trPr>
+        <w:tc>
+          <w:tcPr>
+            <w:tcW w:w="0" w:type="auto"/>
+            <w:vAlign w:val="center"/>
+            <w:hideMark/>
+          </w:tcPr>
+          <w:p>
+            <w:pPr>
+              <w:rPr>
+                <w:b/>
+                <w:bCs/>
+              </w:rPr>
+            </w:pPr>
+            <w:r>
+              <w:rPr>
+                <w:b/>
+                <w:bCs/>
+              </w:rPr>
+              <w:t>Sent to GW</w:t>
+            </w:r>
+          </w:p>
+        </w:tc>
+        <w:tc>
+          <w:tcPr>
+            <w:tcW w:w="0" w:type="auto"/>
+            <w:vAlign w:val="center"/>
+            <w:hideMark/>
+          </w:tcPr>
+          <w:p>
+            <w:pPr>
+              <w:rPr>
+                <w:b/>
+                <w:bCs/>
+              </w:rPr>
+            </w:pPr>
+            <w:r>
+              <w:rPr>
+                <w:b/>
+                <w:bCs/>
+              </w:rPr>
+              <w:t>Source</w:t>
+            </w:r>
+          </w:p>
+        </w:tc>
+        <w:tc>
+          <w:tcPr>
+            <w:tcW w:w="0" w:type="auto"/>
+            <w:vAlign w:val="center"/>
+            <w:hideMark/>
+          </w:tcPr>
+          <w:p>
+            <w:pPr>
+              <w:rPr>
+                <w:b/>
+                <w:bCs/>
+              </w:rPr>
+            </w:pPr>
+            <w:r>
+              <w:rPr>
+                <w:b/>
+                <w:bCs/>
+              </w:rPr>
+              <w:t>Rule</w:t>
+            </w:r>
+          </w:p>
+        </w:tc>
+      </w:tr>
+      <w:tr>
+        <w:trPr>
+          <w:tblCellSpacing w:w="15" w:type="dxa"/>
+        </w:trPr>
+        <w:tc>
+          <w:tcPr>
+            <w:tcW w:w="0" w:type="auto"/>
+            <w:vAlign w:val="center"/>
+            <w:hideMark/>
+          </w:tcPr>
+          <w:p>
+            <w:r>
+              <w:t>lossCause.code</w:t>
+            </w:r>
+          </w:p>
+        </w:tc>
+        <w:tc>
+          <w:tcPr>
+            <w:tcW w:w="0" w:type="auto"/>
+            <w:vAlign w:val="center"/>
+            <w:hideMark/>
+          </w:tcPr>
+          <w:p>
+            <w:r>
+              <w:t>claims.loss_type</w:t>
+            </w:r>
+          </w:p>
+        </w:tc>
+        <w:tc>
+          <w:tcPr>
+            <w:tcW w:w="0" w:type="auto"/>
+            <w:vAlign w:val="center"/>
+            <w:hideMark/>
+          </w:tcPr>
+          <w:p>
+            <w:r>
+              <w:t>Mapped through LOSS_TYPE_MAP. Omitted if there is no match.</w:t>
+            </w:r>
+          </w:p>
+        </w:tc>
+      </w:tr>
+      <w:tr>
+        <w:trPr>
+          <w:tblCellSpacing w:w="15" w:type="dxa"/>
+        </w:trPr>
+        <w:tc>
+          <w:tcPr>
+            <w:tcW w:w="0" w:type="auto"/>
+            <w:vAlign w:val="center"/>
+            <w:hideMark/>
+          </w:tcPr>
+          <w:p>
+            <w:r>
+              <w:t>lossLocation</w:t>
+            </w:r>
+          </w:p>
+        </w:tc>
+        <w:tc>
+          <w:tcPr>
+            <w:tcW w:w="0" w:type="auto"/>
+            <w:vAlign w:val="center"/>
+            <w:hideMark/>
+          </w:tcPr>
+          <w:p>
+            <w:r>
+              <w:t>policy_details: policy_address, city, country, postal_code, state</w:t>
+            </w:r>
+          </w:p>
+        </w:tc>
+        <w:tc>
+          <w:tcPr>
+            <w:tcW w:w="0" w:type="auto"/>
+            <w:vAlign w:val="center"/>
+            <w:hideMark/>
+          </w:tcPr>
+          <w:p>
+            <w:r>
+              <w:t>Country defaults to US. State goes through _map_state.</w:t>
+            </w:r>
+          </w:p>
+        </w:tc>
+      </w:tr>
+      <w:tr>
+        <w:trPr>
+          <w:tblCellSpacing w:w="15" w:type="dxa"/>
+        </w:trPr>
+        <w:tc>
+          <w:tcPr>
+            <w:tcW w:w="0" w:type="auto"/>
+            <w:vAlign w:val="center"/>
+            <w:hideMark/>
+          </w:tcPr>
+          <w:p>
+            <w:r>
+              <w:t>DwellingIncident (included, method post)</w:t>
+            </w:r>
+          </w:p>
+        </w:tc>
+        <w:tc>
+          <w:tcPr>
+            <w:tcW w:w="0" w:type="auto"/>
+            <w:vAlign w:val="center"/>
+            <w:hideMark/>
+          </w:tcPr>
+          <w:p>
+            <w:r>
+              <w:t>claims.short_description, fnol_submissions.area_affected, fnol_submissions.occupancy_at_loss</w:t>
+            </w:r>
+          </w:p>
+        </w:tc>
+        <w:tc>
+          <w:tcPr>
+            <w:tcW w:w="0" w:type="auto"/>
+            <w:vAlign w:val="center"/>
+            <w:hideMark/>
+          </w:tcPr>
+          <w:p>
+            <w:r>
+              <w:t>yearsInHome=7 and lossParty=insured are hardcoded.</w:t>
+            </w:r>
+          </w:p>
+        </w:tc>
+      </w:tr>
+    </w:tbl>
+    <w:p>
+      <w:r>
+        <w:t>The FNOL row is the most recent fnol_submissions row with status='submitted' for the claim’s policy_number.</w:t>
+      </w:r>
+    </w:p>
+    <w:p>
+      <w:pPr>
+        <w:rPr>
+          <w:b/>
+          <w:bCs/>
+        </w:rPr>
+      </w:pPr>
+      <w:r>
+        <w:rPr>
+          <w:b/>
+          <w:bCs/>
+        </w:rPr>
+        <w:t>Allowed values</w:t>
+      </w:r>
+    </w:p>
+    <w:tbl>
+      <w:tblPr>
+        <w:tblW w:w="0" w:type="auto"/>
+        <w:tblCellSpacing w:w="15" w:type="dxa"/>
+        <w:tblCellMar>
+          <w:top w:w="15" w:type="dxa"/>
+          <w:left w:w="15" w:type="dxa"/>
+          <w:bottom w:w="15" w:type="dxa"/>
+          <w:right w:w="15" w:type="dxa"/>
+        </w:tblCellMar>
+        <w:tblLook w:val="04A0" w:firstRow="1" w:lastRow="0" w:firstColumn="1" w:lastColumn="0" w:noHBand="0" w:noVBand="1"/>
+      </w:tblPr>
+      <w:tblGrid>
+        <w:gridCol w:w="3160"/>
+        <w:gridCol w:w="2506"/>
+        <w:gridCol w:w="1649"/>
+        <w:gridCol w:w="1711"/>
+      </w:tblGrid>
+      <w:tr>
+        <w:trPr>
+          <w:tblHeader/>
+          <w:tblCellSpacing w:w="15" w:type="dxa"/>
+        </w:trPr>
+        <w:tc>
+          <w:tcPr>
+            <w:tcW w:w="0" w:type="auto"/>
+            <w:vAlign w:val="center"/>
+            <w:hideMark/>
+          </w:tcPr>
+          <w:p>
+            <w:pPr>
+              <w:rPr>
+                <w:b/>
+                <w:bCs/>
+              </w:rPr>
+            </w:pPr>
+            <w:r>
+              <w:rPr>
+                <w:b/>
+                <w:bCs/>
+              </w:rPr>
+              <w:t>Column</w:t>
+            </w:r>
+          </w:p>
+        </w:tc>
+        <w:tc>
+          <w:tcPr>
+            <w:tcW w:w="0" w:type="auto"/>
+            <w:vAlign w:val="center"/>
+            <w:hideMark/>
+          </w:tcPr>
+          <w:p>
+            <w:pPr>
+              <w:rPr>
+                <w:b/>
+                <w:bCs/>
+              </w:rPr>
+            </w:pPr>
+            <w:r>
+              <w:rPr>
+                <w:b/>
+                <w:bCs/>
+              </w:rPr>
+              <w:t>Accepted</w:t>
+            </w:r>
+          </w:p>
+        </w:tc>
+        <w:tc>
+          <w:tcPr>
+            <w:tcW w:w="0" w:type="auto"/>
+            <w:vAlign w:val="center"/>
+            <w:hideMark/>
+          </w:tcPr>
+          <w:p>
+            <w:pPr>
+              <w:rPr>
+                <w:b/>
+                <w:bCs/>
+              </w:rPr>
+            </w:pPr>
+            <w:r>
+              <w:rPr>
+                <w:b/>
+                <w:bCs/>
+              </w:rPr>
+              <w:t>Becomes</w:t>
+            </w:r>
+          </w:p>
+        </w:tc>
+        <w:tc>
+          <w:tcPr>
+            <w:tcW w:w="0" w:type="auto"/>
+            <w:vAlign w:val="center"/>
+            <w:hideMark/>
+          </w:tcPr>
+          <w:p>
+            <w:pPr>
+              <w:rPr>
+                <w:b/>
+                <w:bCs/>
+              </w:rPr>
+            </w:pPr>
+            <w:r>
+              <w:rPr>
+                <w:b/>
+                <w:bCs/>
+              </w:rPr>
+              <w:t>Does not work</w:t>
+            </w:r>
+          </w:p>
+        </w:tc>
+      </w:tr>
+      <w:tr>
+        <w:trPr>
+          <w:tblCellSpacing w:w="15" w:type="dxa"/>
+        </w:trPr>
+        <w:tc>
+          <w:tcPr>
+            <w:tcW w:w="0" w:type="auto"/>
+            <w:vAlign w:val="center"/>
+            <w:hideMark/>
+          </w:tcPr>
+          <w:p>
+            <w:r>
+              <w:t>claims.loss_type</w:t>
+            </w:r>
+          </w:p>
+        </w:tc>
+        <w:tc>
+          <w:tcPr>
+            <w:tcW w:w="0" w:type="auto"/>
+            <w:vAlign w:val="center"/>
+            <w:hideMark/>
+          </w:tcPr>
+          <w:p>
+            <w:r>
+              <w:t>Water Damage, Fire Damage, Fire, Wind/Hail, Wind, Hail, Hurricane, Vandalism, Theft, Earthquake, Explosion, Mold, Structural Failure, Glass Breakage, Flood, Snow/Ice, Burglary, Falling Object</w:t>
+            </w:r>
+          </w:p>
+        </w:tc>
+        <w:tc>
+          <w:tcPr>
+            <w:tcW w:w="0" w:type="auto"/>
+            <w:vAlign w:val="center"/>
+            <w:hideMark/>
+          </w:tcPr>
+          <w:p>
+            <w:r>
+              <w:t>waterdamage, firedamage, wind, hail, hurricane, vandalism, theftentire, earthquake, explosion, mold, structfailure, glassbreakage, waterdamage (Flood), snowice, burglary, FallingObject</w:t>
+            </w:r>
+          </w:p>
+        </w:tc>
+        <w:tc>
+          <w:tcPr>
+            <w:tcW w:w="0" w:type="auto"/>
+            <w:vAlign w:val="center"/>
+            <w:hideMark/>
+          </w:tcPr>
+          <w:p>
+            <w:r>
+              <w:t>“Lightning”, “Water leak” and “Pipe burst” have no key, so lossCause is silently dropped. Substring matching can also misfire: “Window breakage” matches wind.</w:t>
+            </w:r>
+          </w:p>
+        </w:tc>
+      </w:tr>
+      <w:tr>
+        <w:trPr>
+          <w:tblCellSpacing w:w="15" w:type="dxa"/>
+        </w:trPr>
+        <w:tc>
+          <w:tcPr>
+            <w:tcW w:w="0" w:type="auto"/>
+            <w:vAlign w:val="center"/>
+            <w:hideMark/>
+          </w:tcPr>
+          <w:p>
+            <w:r>
+              <w:t>fnol_submissions.area_affected</w:t>
+            </w:r>
+          </w:p>
+        </w:tc>
+        <w:tc>
+          <w:tcPr>
+            <w:tcW w:w="0" w:type="auto"/>
+            <w:vAlign w:val="center"/>
+            <w:hideMark/>
+          </w:tcPr>
+          <w:p>
+            <w:r>
+              <w:t xml:space="preserve">kitchen, bedroom, living room, bathroom, garage. </w:t>
+            </w:r>
+            <w:r>
+              <w:lastRenderedPageBreak/>
+              <w:t>Comma-separated for several rooms. Extra text is fine (“Kitchen (pipe burst)”, “Master Bedroom”).</w:t>
+            </w:r>
+          </w:p>
+        </w:tc>
+        <w:tc>
+          <w:tcPr>
+            <w:tcW w:w="0" w:type="auto"/>
+            <w:vAlign w:val="center"/>
+            <w:hideMark/>
+          </w:tcPr>
+          <w:p>
+            <w:r>
+              <w:lastRenderedPageBreak/>
+              <w:t xml:space="preserve">kitchen, bedroom, </w:t>
+            </w:r>
+            <w:r>
+              <w:lastRenderedPageBreak/>
+              <w:t>livingroom, bathroom, garage</w:t>
+            </w:r>
+          </w:p>
+        </w:tc>
+        <w:tc>
+          <w:tcPr>
+            <w:tcW w:w="0" w:type="auto"/>
+            <w:vAlign w:val="center"/>
+            <w:hideMark/>
+          </w:tcPr>
+          <w:p>
+            <w:r>
+              <w:lastRenderedPageBreak/>
+              <w:t xml:space="preserve">“living area” and “half bath” give </w:t>
+            </w:r>
+            <w:r>
+              <w:lastRenderedPageBreak/>
+              <w:t>no match, so that room is dropped. A comma inside parentheses splits the value wrongly.</w:t>
+            </w:r>
+          </w:p>
+        </w:tc>
+      </w:tr>
+      <w:tr>
+        <w:trPr>
+          <w:tblCellSpacing w:w="15" w:type="dxa"/>
+        </w:trPr>
+        <w:tc>
+          <w:tcPr>
+            <w:tcW w:w="0" w:type="auto"/>
+            <w:vAlign w:val="center"/>
+            <w:hideMark/>
+          </w:tcPr>
+          <w:p>
+            <w:r>
+              <w:lastRenderedPageBreak/>
+              <w:t>area_affected (other rooms)</w:t>
+            </w:r>
+          </w:p>
+        </w:tc>
+        <w:tc>
+          <w:tcPr>
+            <w:tcW w:w="0" w:type="auto"/>
+            <w:vAlign w:val="center"/>
+            <w:hideMark/>
+          </w:tcPr>
+          <w:p>
+            <w:r>
+              <w:t>basement, attic, roof, exterior, yard, laundry, dining, hallway, office, den</w:t>
+            </w:r>
+          </w:p>
+        </w:tc>
+        <w:tc>
+          <w:tcPr>
+            <w:tcW w:w="0" w:type="auto"/>
+            <w:vAlign w:val="center"/>
+            <w:hideMark/>
+          </w:tcPr>
+          <w:p>
+            <w:r>
+              <w:t>other</w:t>
+            </w:r>
+          </w:p>
+        </w:tc>
+        <w:tc>
+          <w:tcPr>
+            <w:tcW w:w="0" w:type="auto"/>
+            <w:vAlign w:val="center"/>
+            <w:hideMark/>
+          </w:tcPr>
+          <w:p>
+            <w:r>
+              <w:t>“den” also matches inside words such as “garden”, which becomes other.</w:t>
+            </w:r>
+          </w:p>
+        </w:tc>
+      </w:tr>
+      <w:tr>
+        <w:trPr>
+          <w:tblCellSpacing w:w="15" w:type="dxa"/>
+        </w:trPr>
+        <w:tc>
+          <w:tcPr>
+            <w:tcW w:w="0" w:type="auto"/>
+            <w:vAlign w:val="center"/>
+            <w:hideMark/>
+          </w:tcPr>
+          <w:p>
+            <w:r>
+              <w:t>occupancy_at_loss</w:t>
+            </w:r>
+          </w:p>
+        </w:tc>
+        <w:tc>
+          <w:tcPr>
+            <w:tcW w:w="0" w:type="auto"/>
+            <w:vAlign w:val="center"/>
+            <w:hideMark/>
+          </w:tcPr>
+          <w:p>
+            <w:r>
+              <w:t>Yes/Y/True/1/occupied; No/N/False/0/vacant; under construction</w:t>
+            </w:r>
+          </w:p>
+        </w:tc>
+        <w:tc>
+          <w:tcPr>
+            <w:tcW w:w="0" w:type="auto"/>
+            <w:vAlign w:val="center"/>
+            <w:hideMark/>
+          </w:tcPr>
+          <w:p>
+            <w:r>
+              <w:t>occupied; vacant; underConst</w:t>
+            </w:r>
+          </w:p>
+        </w:tc>
+        <w:tc>
+          <w:tcPr>
+            <w:tcW w:w="0" w:type="auto"/>
+            <w:vAlign w:val="center"/>
+            <w:hideMark/>
+          </w:tcPr>
+          <w:p>
+            <w:r>
+              <w:t>Any other text, and occupancyType is omitted.</w:t>
+            </w:r>
+          </w:p>
+        </w:tc>
+      </w:tr>
+      <w:tr>
+        <w:trPr>
+          <w:tblCellSpacing w:w="15" w:type="dxa"/>
+        </w:trPr>
+        <w:tc>
+          <w:tcPr>
+            <w:tcW w:w="0" w:type="auto"/>
+            <w:vAlign w:val="center"/>
+            <w:hideMark/>
+          </w:tcPr>
+          <w:p>
+            <w:r>
+              <w:t>policy_details.state</w:t>
+            </w:r>
+          </w:p>
+        </w:tc>
+        <w:tc>
+          <w:tcPr>
+            <w:tcW w:w="0" w:type="auto"/>
+            <w:vAlign w:val="center"/>
+            <w:hideMark/>
+          </w:tcPr>
+          <w:p>
+            <w:r>
+              <w:t>Full name (“Texas”) or an upper-case 2-letter code (“TX”)</w:t>
+            </w:r>
+          </w:p>
+        </w:tc>
+        <w:tc>
+          <w:tcPr>
+            <w:tcW w:w="0" w:type="auto"/>
+            <w:vAlign w:val="center"/>
+            <w:hideMark/>
+          </w:tcPr>
+          <w:p>
+            <w:r>
+              <w:t>2-letter code</w:t>
+            </w:r>
+          </w:p>
+        </w:tc>
+        <w:tc>
+          <w:tcPr>
+            <w:tcW w:w="0" w:type="auto"/>
+            <w:vAlign w:val="center"/>
+            <w:hideMark/>
+          </w:tcPr>
+          <w:p>
+            <w:r>
+              <w:t>Lowercase “tx” and “Washington DC” fail, so state is omitted.</w:t>
+            </w:r>
+          </w:p>
+        </w:tc>
+      </w:tr>
+    </w:tbl>
     <w:p/>
     <w:sectPr>
       <w:pgSz w:w="11906" w:h="16838"/>
